--- a/module-1/crippen-assignment1_2.docx
+++ b/module-1/crippen-assignment1_2.docx
@@ -129,6 +129,55 @@
       <w:pPr>
         <w:jc w:val="center"/>
       </w:pPr>
+      <w:r>
+        <w:rPr>
+          <w:noProof/>
+        </w:rPr>
+        <w:drawing>
+          <wp:inline distT="0" distB="0" distL="0" distR="0" wp14:anchorId="04A67F16" wp14:editId="4C0C4BC9">
+            <wp:extent cx="6043409" cy="5542228"/>
+            <wp:effectExtent l="0" t="0" r="0" b="1905"/>
+            <wp:docPr id="1486679513" name="Picture 1"/>
+            <wp:cNvGraphicFramePr>
+              <a:graphicFrameLocks xmlns:a="http://schemas.openxmlformats.org/drawingml/2006/main" noChangeAspect="1"/>
+            </wp:cNvGraphicFramePr>
+            <a:graphic xmlns:a="http://schemas.openxmlformats.org/drawingml/2006/main">
+              <a:graphicData uri="http://schemas.openxmlformats.org/drawingml/2006/picture">
+                <pic:pic xmlns:pic="http://schemas.openxmlformats.org/drawingml/2006/picture">
+                  <pic:nvPicPr>
+                    <pic:cNvPr id="1486679513" name=""/>
+                    <pic:cNvPicPr/>
+                  </pic:nvPicPr>
+                  <pic:blipFill rotWithShape="1">
+                    <a:blip r:embed="rId10"/>
+                    <a:srcRect r="49957" b="18412"/>
+                    <a:stretch>
+                      <a:fillRect/>
+                    </a:stretch>
+                  </pic:blipFill>
+                  <pic:spPr bwMode="auto">
+                    <a:xfrm>
+                      <a:off x="0" y="0"/>
+                      <a:ext cx="6057041" cy="5554729"/>
+                    </a:xfrm>
+                    <a:prstGeom prst="rect">
+                      <a:avLst/>
+                    </a:prstGeom>
+                    <a:ln>
+                      <a:noFill/>
+                    </a:ln>
+                    <a:extLst>
+                      <a:ext uri="{53640926-AAD7-44D8-BBD7-CCE9431645EC}">
+                        <a14:shadowObscured xmlns:a14="http://schemas.microsoft.com/office/drawing/2010/main"/>
+                      </a:ext>
+                    </a:extLst>
+                  </pic:spPr>
+                </pic:pic>
+              </a:graphicData>
+            </a:graphic>
+          </wp:inline>
+        </w:drawing>
+      </w:r>
     </w:p>
     <w:p>
       <w:pPr>
@@ -146,7 +195,7 @@
       </w:pPr>
     </w:p>
     <w:sectPr>
-      <w:headerReference w:type="default" r:id="rId10"/>
+      <w:headerReference w:type="default" r:id="rId11"/>
       <w:pgSz w:w="12240" w:h="15840"/>
       <w:pgMar w:top="720" w:right="720" w:bottom="720" w:left="720" w:header="720" w:footer="720" w:gutter="0"/>
       <w:cols w:space="720"/>
